--- a/docs/literature/CapstoneResearch_26-05-2026.docx
+++ b/docs/literature/CapstoneResearch_26-05-2026.docx
@@ -1002,7 +1002,7 @@
           <w:szCs w:val="24"/>
           <w:shd w:val="clear" w:color="auto" w:fill="FFFFFF"/>
         </w:rPr>
-        <w:instrText xml:space="preserve"> ADDIN ZOTERO_ITEM CSL_CITATION {"citationID":"hJx0LKmX","properties":{"unsorted":false,"formattedCitation":"(Yu et al., 2026)","plainCitation":"(Yu et al., 2026)","noteIndex":0},"citationItems":[{"id":745,"uris":["http://zotero.org/users/8571048/items/5WGT9TII"],"itemData":{"id":745,"type":"article-journal","abstract":"In pond aquaculture, maintaining stable Dissolved Oxygen (DO) concentrations is essential for preventing hypoxia, optimizing growth conditions, and ensuring sustainable operations. Therefore, DO prediction is a crucial aspect of intelligent aquaculture systems, directly influencing water quality, aquatic health, and overall productivity. Advances in sensor technology and data-driven modeling have significantly enhanced the ability to monitor and forecast DO levels, enabling proactive management strategies. This review presents a novel taxonomy for classifying DO prediction approaches in pond aquaculture, structured into three key areas: (1) Driven Factors of DO, examining environmental, biological, and operational influences on DO dynamics; (2) Predictive Models, methods ranging from statistical approaches to advanced deep learning, highlighting promising techniques such as physics-informed neural networks (PINNs) and transfer learning for data-scarce environments; and (3) Monitoring and Sensor Technologies, covering electrochemical and optical sensors, particularly fluorescence-based systems, integrated with Internet of Things (IoT) platforms for real-time assessment. By synthesizing these domains, the review identifies opportunities to enhance DO prediction accuracy and monitoring reliability, supporting intelligent aeration control, improved resource efficiency, and more resilient aquaculture operations.","container-title":"Aquacultural Engineering","DOI":"10.1016/j.aquaeng.2025.102634","ISSN":"0144-8609","journalAbbreviation":"Aquacultural Engineering","page":"102634","source":"ScienceDirect","title":"Dissolved oxygen in aquaculture ponds: Causal factors, predictive modeling, and intelligent monitoring","title-short":"Dissolved oxygen in aquaculture ponds","URL":"https://www.sciencedirect.com/science/article/pii/S0144860925001232","volume":"112","author":[{"family":"Yu","given":"Minghao"},{"family":"Feng","given":"Yingqi"},{"family":"Ouyang","given":"Bing"},{"family":"Wills","given":"Paul S."},{"family":"Tang","given":"Yufei"}],"accessed":{"date-parts":[["2026",5,31]]},"issued":{"date-parts":[["2026",1,15]]}}}],"schema":"https://github.com/citation-style-language/schema/raw/master/csl-citation.json"} </w:instrText>
+        <w:instrText xml:space="preserve"> ADDIN ZOTERO_ITEM CSL_CITATION {"citationID":"hJx0LKmX","properties":{"unsorted":false,"formattedCitation":"(Yu et al., 2026)","plainCitation":"(Yu et al., 2026)","dontUpdate":true,"noteIndex":0},"citationItems":[{"id":745,"uris":["http://zotero.org/users/8571048/items/5WGT9TII"],"itemData":{"id":745,"type":"article-journal","abstract":"In pond aquaculture, maintaining stable Dissolved Oxygen (DO) concentrations is essential for preventing hypoxia, optimizing growth conditions, and ensuring sustainable operations. Therefore, DO prediction is a crucial aspect of intelligent aquaculture systems, directly influencing water quality, aquatic health, and overall productivity. Advances in sensor technology and data-driven modeling have significantly enhanced the ability to monitor and forecast DO levels, enabling proactive management strategies. This review presents a novel taxonomy for classifying DO prediction approaches in pond aquaculture, structured into three key areas: (1) Driven Factors of DO, examining environmental, biological, and operational influences on DO dynamics; (2) Predictive Models, methods ranging from statistical approaches to advanced deep learning, highlighting promising techniques such as physics-informed neural networks (PINNs) and transfer learning for data-scarce environments; and (3) Monitoring and Sensor Technologies, covering electrochemical and optical sensors, particularly fluorescence-based systems, integrated with Internet of Things (IoT) platforms for real-time assessment. By synthesizing these domains, the review identifies opportunities to enhance DO prediction accuracy and monitoring reliability, supporting intelligent aeration control, improved resource efficiency, and more resilient aquaculture operations.","container-title":"Aquacultural Engineering","DOI":"10.1016/j.aquaeng.2025.102634","ISSN":"0144-8609","journalAbbreviation":"Aquacultural Engineering","page":"102634","source":"ScienceDirect","title":"Dissolved oxygen in aquaculture ponds: Causal factors, predictive modeling, and intelligent monitoring","title-short":"Dissolved oxygen in aquaculture ponds","URL":"https://www.sciencedirect.com/science/article/pii/S0144860925001232","volume":"112","author":[{"family":"Yu","given":"Minghao"},{"family":"Feng","given":"Yingqi"},{"family":"Ouyang","given":"Bing"},{"family":"Wills","given":"Paul S."},{"family":"Tang","given":"Yufei"}],"accessed":{"date-parts":[["2026",5,31]]},"issued":{"date-parts":[["2026",1,15]]}}}],"schema":"https://github.com/citation-style-language/schema/raw/master/csl-citation.json"} </w:instrText>
       </w:r>
       <w:r>
         <w:rPr>
@@ -1459,7 +1459,7 @@
           <w:szCs w:val="24"/>
           <w:shd w:val="clear" w:color="auto" w:fill="FFFFFF"/>
         </w:rPr>
-        <w:instrText xml:space="preserve"> ADDIN ZOTERO_ITEM CSL_CITATION {"citationID":"yG1AmtMe","properties":{"unsorted":false,"formattedCitation":"(X. Liu et al., 2024)","plainCitation":"(X. Liu et al., 2024)","noteIndex":0},"citationItems":[{"id":730,"uris":["http://zotero.org/users/8571048/items/YM39EI3W"],"itemData":{"id":730,"type":"article-journal","abstract":"Monitoring water quality is crucial for water exchange, precise feeding, and quality control of water products in freshwater aquaculture. In light of the issue of spatial heterogeneity in freshwater aquaculture pond waters and the constraints of conventional sensor detection techniques and traditional machine learning models. In this study, UAV multispectral images were combined with four machine learning algorithms (Ridge, XGBoost, CatBoost, RF) and the Stacking model to model the estimation of Chlorophyll a (Chl-a) and Turbidity and map their spatial distribution. The findings indicate that, in contrast to machine learning models, the Stacking model of water quality parameter performs better with higher accuracy. Meanwhile,for Chl-a and Turbidity the optimal sub-model combination in the Stacking model varies, with the most effective estimation model for Chl-a concentration identified as RF-XGB-Ridge (R2 = 0.84, RMSE=1.882 µg/L, MAE=3.433 µg/L and Slope = 0.791). As to Turbidity, the RF-CAB-Ridge model demonstrates superior performance, with macro-averaged precision (macro-p) of 93.3 %, macro-averaged recall (macro-R) of 88.8 %, macro-averaged F1-score (macro-F1) of 0.895, and Kappa coefficient of 0.813. Furthermore, the results of the joint analyses, which included measured samples and management measures at the test site, demonstrated that the spatial distribution maps of Chl-a and Turbidity were in alignment with the current status of water quality at the test site. This consistency was observed across both temporal and spatial scales. The results demonstrate that the integration of UAV multispectral images with the Stacking model can enhance the precision of water quality parameter models, facilitates the examination of the spatial and temporal distribution of water quality parameters and the underlying influencing factors, and advances the capability for dynamic monitoring of water quality parameters in freshwater aquaculture regions. Concurrently, it offers fundamental theoretical and methodological assistance for the precise regulation of water quality in freshwater aquaculture ponds and the formulation of optimal production management strategies.","container-title":"Ecological Indicators","DOI":"10.1016/j.ecolind.2024.112644","ISSN":"1470-160X","journalAbbreviation":"Ecological Indicators","page":"112644","source":"ScienceDirect","title":"Monitoring water quality parameters of freshwater aquaculture ponds using UAV-based multispectral images","URL":"https://www.sciencedirect.com/science/article/pii/S1470160X24011014","volume":"167","author":[{"family":"Liu","given":"Xingyu"},{"family":"Wang","given":"Yancang"},{"family":"Chen","given":"Tianen"},{"family":"Gu","given":"Xiaohe"},{"family":"Zhang","given":"Lan"},{"family":"Li","given":"Xuqing"},{"family":"Tang","given":"Ruiyin"},{"family":"He","given":"Yuejun"},{"family":"Chen","given":"Guangxin"},{"family":"Zhang","given":"Baoyuan"}],"accessed":{"date-parts":[["2026",5,26]]},"issued":{"date-parts":[["2024",10,1]]}}}],"schema":"https://github.com/citation-style-language/schema/raw/master/csl-citation.json"} </w:instrText>
+        <w:instrText xml:space="preserve"> ADDIN ZOTERO_ITEM CSL_CITATION {"citationID":"yG1AmtMe","properties":{"unsorted":false,"formattedCitation":"(X. Liu et al., 2024)","plainCitation":"(X. Liu et al., 2024)","dontUpdate":true,"noteIndex":0},"citationItems":[{"id":730,"uris":["http://zotero.org/users/8571048/items/YM39EI3W"],"itemData":{"id":730,"type":"article-journal","abstract":"Monitoring water quality is crucial for water exchange, precise feeding, and quality control of water products in freshwater aquaculture. In light of the issue of spatial heterogeneity in freshwater aquaculture pond waters and the constraints of conventional sensor detection techniques and traditional machine learning models. In this study, UAV multispectral images were combined with four machine learning algorithms (Ridge, XGBoost, CatBoost, RF) and the Stacking model to model the estimation of Chlorophyll a (Chl-a) and Turbidity and map their spatial distribution. The findings indicate that, in contrast to machine learning models, the Stacking model of water quality parameter performs better with higher accuracy. Meanwhile,for Chl-a and Turbidity the optimal sub-model combination in the Stacking model varies, with the most effective estimation model for Chl-a concentration identified as RF-XGB-Ridge (R2 = 0.84, RMSE=1.882 µg/L, MAE=3.433 µg/L and Slope = 0.791). As to Turbidity, the RF-CAB-Ridge model demonstrates superior performance, with macro-averaged precision (macro-p) of 93.3 %, macro-averaged recall (macro-R) of 88.8 %, macro-averaged F1-score (macro-F1) of 0.895, and Kappa coefficient of 0.813. Furthermore, the results of the joint analyses, which included measured samples and management measures at the test site, demonstrated that the spatial distribution maps of Chl-a and Turbidity were in alignment with the current status of water quality at the test site. This consistency was observed across both temporal and spatial scales. The results demonstrate that the integration of UAV multispectral images with the Stacking model can enhance the precision of water quality parameter models, facilitates the examination of the spatial and temporal distribution of water quality parameters and the underlying influencing factors, and advances the capability for dynamic monitoring of water quality parameters in freshwater aquaculture regions. Concurrently, it offers fundamental theoretical and methodological assistance for the precise regulation of water quality in freshwater aquaculture ponds and the formulation of optimal production management strategies.","container-title":"Ecological Indicators","DOI":"10.1016/j.ecolind.2024.112644","ISSN":"1470-160X","journalAbbreviation":"Ecological Indicators","page":"112644","source":"ScienceDirect","title":"Monitoring water quality parameters of freshwater aquaculture ponds using UAV-based multispectral images","URL":"https://www.sciencedirect.com/science/article/pii/S1470160X24011014","volume":"167","author":[{"family":"Liu","given":"Xingyu"},{"family":"Wang","given":"Yancang"},{"family":"Chen","given":"Tianen"},{"family":"Gu","given":"Xiaohe"},{"family":"Zhang","given":"Lan"},{"family":"Li","given":"Xuqing"},{"family":"Tang","given":"Ruiyin"},{"family":"He","given":"Yuejun"},{"family":"Chen","given":"Guangxin"},{"family":"Zhang","given":"Baoyuan"}],"accessed":{"date-parts":[["2026",5,26]]},"issued":{"date-parts":[["2024",10,1]]}}}],"schema":"https://github.com/citation-style-language/schema/raw/master/csl-citation.json"} </w:instrText>
       </w:r>
       <w:r>
         <w:rPr>
@@ -2002,7 +2002,7 @@
           <w:szCs w:val="24"/>
           <w:shd w:val="clear" w:color="auto" w:fill="FFFFFF"/>
         </w:rPr>
-        <w:instrText xml:space="preserve"> ADDIN ZOTERO_ITEM CSL_CITATION {"citationID":"8l1nCGlY","properties":{"unsorted":false,"formattedCitation":"(H. Liu et al., 2026)","plainCitation":"(H. Liu et al., 2026)","noteIndex":0},"citationItems":[{"id":760,"uris":["http://zotero.org/users/8571048/items/B7HBRXQS"],"itemData":{"id":760,"type":"article-journal","abstract":"Deterioration of pH in pond ecosystems disrupts physiological processes and nutrient dynamics, leading to biodiversity decline and ecosystem imbalance. The increasing demand for aquatic productions has driven the expansion of fish farming ponds in agricultural watersheds. However, the role of fish farming ponds in aggravating water pH deterioration remains unclear. This study investigates the spatiotemporal variations of pH across 142 fish and non-fish farming ponds within a typical agricultural watershed in subtropical China and explores the complex interactions between pH and its determinants by piecewise structural equation modeling. From 2017 to 2020, fish farming ponds exhibited a higher average pH (7.77–8.21) compared to non-fish farming ponds (7.70–8.04), with more obvious spatial variations. Among properties of aquatic biotic activity indices and alkali metals, the correlation between pH and chlorophyll a content was particularly strong (0.5311–0.5125), while no significant correlations were found between pH and the concentrations or charges of alkali metals (P &gt; 0.05). Both intrinsic changes and extrinsic factors together explained 59% of the variance in water pH, accounting for the random effects of aquaculture management. Water chemistry properties were found to have a direct positive influence on water pH, with a path coefficient of 0.475 (p &lt; 0.01). In contrast, landscape composition and configuration indirectly affected pH by mediating water chemistry properties, with path coefficients of 0.371 (p &lt; 0.05) and 0.474 (p &lt; 0.01), respectively. Our findings reveal the contribution of fish farming ponds to water pH deterioration and offer implications for sustainable aquaculture and watershed management.","container-title":"Journal of Environmental Quality","DOI":"10.1002/jeq2.70178","ISSN":"1537-2537","issue":"2","language":"en","license":"© 2026 The Author(s). Journal of Environmental Quality © 2026 American Society of Agronomy, Crop Science Society of America, and Soil Science Society of America.","note":"_eprint: https://acsess.onlinelibrary.wiley.com/doi/pdf/10.1002/jeq2.70178","page":"e70178","source":"Wiley Online Library","title":"Aquaculture-induced pH deterioration in pond ecosystems: A case study in a subtropical headwater watershed, China","title-short":"Aquaculture-induced pH deterioration in pond ecosystems","URL":"https://onlinelibrary.wiley.com/doi/abs/10.1002/jeq2.70178","volume":"55","author":[{"family":"Liu","given":"Huanyao"},{"family":"Meng","given":"Cen"},{"family":"Wang","given":"Yi"},{"family":"Lei","given":"Qiuliang"},{"family":"Zhou","given":"Jiaogen"}],"accessed":{"date-parts":[["2026",5,31]]},"issued":{"date-parts":[["2026"]]}}}],"schema":"https://github.com/citation-style-language/schema/raw/master/csl-citation.json"} </w:instrText>
+        <w:instrText xml:space="preserve"> ADDIN ZOTERO_ITEM CSL_CITATION {"citationID":"8l1nCGlY","properties":{"unsorted":false,"formattedCitation":"(H. Liu et al., 2026)","plainCitation":"(H. Liu et al., 2026)","dontUpdate":true,"noteIndex":0},"citationItems":[{"id":760,"uris":["http://zotero.org/users/8571048/items/B7HBRXQS"],"itemData":{"id":760,"type":"article-journal","abstract":"Deterioration of pH in pond ecosystems disrupts physiological processes and nutrient dynamics, leading to biodiversity decline and ecosystem imbalance. The increasing demand for aquatic productions has driven the expansion of fish farming ponds in agricultural watersheds. However, the role of fish farming ponds in aggravating water pH deterioration remains unclear. This study investigates the spatiotemporal variations of pH across 142 fish and non-fish farming ponds within a typical agricultural watershed in subtropical China and explores the complex interactions between pH and its determinants by piecewise structural equation modeling. From 2017 to 2020, fish farming ponds exhibited a higher average pH (7.77–8.21) compared to non-fish farming ponds (7.70–8.04), with more obvious spatial variations. Among properties of aquatic biotic activity indices and alkali metals, the correlation between pH and chlorophyll a content was particularly strong (0.5311–0.5125), while no significant correlations were found between pH and the concentrations or charges of alkali metals (P &gt; 0.05). Both intrinsic changes and extrinsic factors together explained 59% of the variance in water pH, accounting for the random effects of aquaculture management. Water chemistry properties were found to have a direct positive influence on water pH, with a path coefficient of 0.475 (p &lt; 0.01). In contrast, landscape composition and configuration indirectly affected pH by mediating water chemistry properties, with path coefficients of 0.371 (p &lt; 0.05) and 0.474 (p &lt; 0.01), respectively. Our findings reveal the contribution of fish farming ponds to water pH deterioration and offer implications for sustainable aquaculture and watershed management.","container-title":"Journal of Environmental Quality","DOI":"10.1002/jeq2.70178","ISSN":"1537-2537","issue":"2","language":"en","license":"© 2026 The Author(s). Journal of Environmental Quality © 2026 American Society of Agronomy, Crop Science Society of America, and Soil Science Society of America.","note":"_eprint: https://acsess.onlinelibrary.wiley.com/doi/pdf/10.1002/jeq2.70178","page":"e70178","source":"Wiley Online Library","title":"Aquaculture-induced pH deterioration in pond ecosystems: A case study in a subtropical headwater watershed, China","title-short":"Aquaculture-induced pH deterioration in pond ecosystems","URL":"https://onlinelibrary.wiley.com/doi/abs/10.1002/jeq2.70178","volume":"55","author":[{"family":"Liu","given":"Huanyao"},{"family":"Meng","given":"Cen"},{"family":"Wang","given":"Yi"},{"family":"Lei","given":"Qiuliang"},{"family":"Zhou","given":"Jiaogen"}],"accessed":{"date-parts":[["2026",5,31]]},"issued":{"date-parts":[["2026"]]}}}],"schema":"https://github.com/citation-style-language/schema/raw/master/csl-citation.json"} </w:instrText>
       </w:r>
       <w:r>
         <w:rPr>
@@ -2054,17 +2054,15 @@
         </w:rPr>
         <w:t>.</w:t>
       </w:r>
-    </w:p>
-    <w:p>
-      <w:pPr>
-        <w:spacing w:after="0" w:line="480" w:lineRule="auto"/>
-        <w:rPr>
-          <w:rFonts w:ascii="Times New Roman" w:hAnsi="Times New Roman" w:cs="Times New Roman"/>
-          <w:sz w:val="24"/>
-          <w:szCs w:val="24"/>
-          <w:shd w:val="clear" w:color="auto" w:fill="FFFFFF"/>
-        </w:rPr>
-      </w:pPr>
+      <w:r>
+        <w:rPr>
+          <w:rFonts w:ascii="Times New Roman" w:hAnsi="Times New Roman" w:cs="Times New Roman"/>
+          <w:sz w:val="24"/>
+          <w:szCs w:val="24"/>
+          <w:shd w:val="clear" w:color="auto" w:fill="FFFFFF"/>
+        </w:rPr>
+        <w:t xml:space="preserve"> </w:t>
+      </w:r>
       <w:r>
         <w:rPr>
           <w:rFonts w:ascii="Times New Roman" w:hAnsi="Times New Roman" w:cs="Times New Roman"/>
@@ -2073,6 +2071,55 @@
           <w:shd w:val="clear" w:color="auto" w:fill="FFFFFF"/>
         </w:rPr>
         <w:lastRenderedPageBreak/>
+        <w:t xml:space="preserve">Conventional pH measurement techniques, such as the use of automatic titrators and pH meters, offer high accuracy but are associated with high operational costs, the need for trained operators, and frequent maintenance </w:t>
+      </w:r>
+      <w:proofErr w:type="gramStart"/>
+      <w:r>
+        <w:rPr>
+          <w:rFonts w:ascii="Times New Roman" w:hAnsi="Times New Roman" w:cs="Times New Roman"/>
+          <w:sz w:val="24"/>
+          <w:szCs w:val="24"/>
+          <w:shd w:val="clear" w:color="auto" w:fill="FFFFFF"/>
+        </w:rPr>
+        <w:t>requirements</w:t>
+      </w:r>
+      <w:r>
+        <w:rPr>
+          <w:rFonts w:ascii="Times New Roman" w:hAnsi="Times New Roman" w:cs="Times New Roman"/>
+          <w:sz w:val="24"/>
+          <w:szCs w:val="24"/>
+          <w:shd w:val="clear" w:color="auto" w:fill="FFFFFF"/>
+        </w:rPr>
+        <w:t xml:space="preserve"> </w:t>
+      </w:r>
+      <w:r>
+        <w:rPr>
+          <w:rFonts w:ascii="Times New Roman" w:hAnsi="Times New Roman" w:cs="Times New Roman"/>
+          <w:sz w:val="24"/>
+          <w:szCs w:val="24"/>
+          <w:shd w:val="clear" w:color="auto" w:fill="FFFFFF"/>
+        </w:rPr>
+        <w:t>.</w:t>
+      </w:r>
+      <w:proofErr w:type="gramEnd"/>
+    </w:p>
+    <w:p>
+      <w:pPr>
+        <w:spacing w:after="0" w:line="480" w:lineRule="auto"/>
+        <w:rPr>
+          <w:rFonts w:ascii="Times New Roman" w:hAnsi="Times New Roman" w:cs="Times New Roman"/>
+          <w:sz w:val="24"/>
+          <w:szCs w:val="24"/>
+          <w:shd w:val="clear" w:color="auto" w:fill="FFFFFF"/>
+        </w:rPr>
+      </w:pPr>
+      <w:r>
+        <w:rPr>
+          <w:rFonts w:ascii="Times New Roman" w:hAnsi="Times New Roman" w:cs="Times New Roman"/>
+          <w:sz w:val="24"/>
+          <w:szCs w:val="24"/>
+          <w:shd w:val="clear" w:color="auto" w:fill="FFFFFF"/>
+        </w:rPr>
         <w:t>Temperature</w:t>
       </w:r>
     </w:p>
@@ -2572,7 +2619,17 @@
           <w:szCs w:val="24"/>
           <w:shd w:val="clear" w:color="auto" w:fill="FFFFFF"/>
         </w:rPr>
-        <w:t xml:space="preserve"> mainly conducted using sample-based laboratory testing, in-situ sensor detection, and satellite-based remote sensing techniques. Although conventional sampling methods provide highly detailed information on water quality parameters, their high operational cost limits their suitability for real-time monitoring. In addition, they are often unable to adequately capture the spatial variability and heterogeneity of aquatic environments</w:t>
+        <w:t xml:space="preserve"> mainly conducted using sample-based laboratory testing, in-situ sensor detection, and satellite-based remote sensing techniques. Although conventional sampling methods provide highly detailed information on water quality parameters, their high operational cost limits their suitability for real-time monitoring. </w:t>
+      </w:r>
+      <w:r>
+        <w:rPr>
+          <w:rFonts w:ascii="Times New Roman" w:hAnsi="Times New Roman" w:cs="Times New Roman"/>
+          <w:sz w:val="24"/>
+          <w:szCs w:val="24"/>
+          <w:shd w:val="clear" w:color="auto" w:fill="FFFFFF"/>
+        </w:rPr>
+        <w:lastRenderedPageBreak/>
+        <w:t>In addition, they are often unable to adequately capture the spatial variability and heterogeneity of aquatic environments</w:t>
       </w:r>
       <w:r>
         <w:rPr>
@@ -2675,7 +2732,6 @@
           <w:szCs w:val="24"/>
           <w:shd w:val="clear" w:color="auto" w:fill="FFFFFF"/>
         </w:rPr>
-        <w:lastRenderedPageBreak/>
         <w:t>performance</w:t>
       </w:r>
       <w:r>
@@ -3362,7 +3418,17 @@
           <w:szCs w:val="24"/>
           <w:shd w:val="clear" w:color="auto" w:fill="FFFFFF"/>
         </w:rPr>
-        <w:t>ed by low fat content and is a good source of omega-3 fatty acids and high-quality protein rich in essential amino acids</w:t>
+        <w:t xml:space="preserve">ed by low fat content and is a good source </w:t>
+      </w:r>
+      <w:r>
+        <w:rPr>
+          <w:rFonts w:ascii="Times New Roman" w:hAnsi="Times New Roman" w:cs="Times New Roman"/>
+          <w:sz w:val="24"/>
+          <w:szCs w:val="24"/>
+          <w:shd w:val="clear" w:color="auto" w:fill="FFFFFF"/>
+        </w:rPr>
+        <w:lastRenderedPageBreak/>
+        <w:t>of omega-3 fatty acids and high-quality protein rich in essential amino acids</w:t>
       </w:r>
       <w:r>
         <w:rPr>
@@ -3457,6 +3523,398 @@
         </w:rPr>
         <w:t>.</w:t>
       </w:r>
+      <w:r>
+        <w:rPr>
+          <w:rFonts w:ascii="Times New Roman" w:hAnsi="Times New Roman" w:cs="Times New Roman"/>
+          <w:sz w:val="24"/>
+          <w:szCs w:val="24"/>
+          <w:shd w:val="clear" w:color="auto" w:fill="FFFFFF"/>
+        </w:rPr>
+        <w:t xml:space="preserve"> </w:t>
+      </w:r>
+      <w:r>
+        <w:rPr>
+          <w:rFonts w:ascii="Times New Roman" w:hAnsi="Times New Roman" w:cs="Times New Roman"/>
+          <w:sz w:val="24"/>
+          <w:szCs w:val="24"/>
+          <w:shd w:val="clear" w:color="auto" w:fill="FFFFFF"/>
+        </w:rPr>
+        <w:t>The popularity of Tilapia and Catla in aquaculture is largely attributed to their fast growth performance and high adaptability to diverse environmental conditions</w:t>
+      </w:r>
+      <w:r>
+        <w:rPr>
+          <w:rFonts w:ascii="Times New Roman" w:hAnsi="Times New Roman" w:cs="Times New Roman"/>
+          <w:sz w:val="24"/>
+          <w:szCs w:val="24"/>
+          <w:shd w:val="clear" w:color="auto" w:fill="FFFFFF"/>
+        </w:rPr>
+        <w:t xml:space="preserve"> </w:t>
+      </w:r>
+      <w:r>
+        <w:rPr>
+          <w:rFonts w:ascii="Times New Roman" w:hAnsi="Times New Roman" w:cs="Times New Roman"/>
+          <w:sz w:val="24"/>
+          <w:szCs w:val="24"/>
+          <w:shd w:val="clear" w:color="auto" w:fill="FFFFFF"/>
+        </w:rPr>
+        <w:t>(</w:t>
+      </w:r>
+      <w:r>
+        <w:rPr>
+          <w:rFonts w:ascii="Times New Roman" w:hAnsi="Times New Roman" w:cs="Times New Roman"/>
+          <w:sz w:val="24"/>
+          <w:szCs w:val="24"/>
+          <w:shd w:val="clear" w:color="auto" w:fill="FFFFFF"/>
+        </w:rPr>
+        <w:fldChar w:fldCharType="begin"/>
+      </w:r>
+      <w:r>
+        <w:rPr>
+          <w:rFonts w:ascii="Times New Roman" w:hAnsi="Times New Roman" w:cs="Times New Roman"/>
+          <w:sz w:val="24"/>
+          <w:szCs w:val="24"/>
+          <w:shd w:val="clear" w:color="auto" w:fill="FFFFFF"/>
+        </w:rPr>
+        <w:instrText xml:space="preserve"> ADDIN ZOTERO_ITEM CSL_CITATION {"citationID":"9zXPWac5","properties":{"unsorted":false,"formattedCitation":"(Shete et al., 2025)","plainCitation":"(Shete et al., 2025)","noteIndex":0},"citationItems":[{"id":780,"uris":["http://zotero.org/users/8571048/items/UBSVDDTG"],"itemData":{"id":780,"type":"article-journal","abstract":"As the world demands sustainable protein sources the global food supply increasingly depends on aquaculture activities. Maintaining optimal water quality continues to pose ongoing difficulties. Fish health and production levels depend heavily on temperature control combined with proper pH values along with Dissolved Oxygen (DO) standards for optimal performance. Current water quality monitoring operations require long durations of manual work and delayed data analysis which reduces the speed of timely responses. The proposed research implements Internet of Things (IoT) technology along with ensemble Machine Learning (ML) model to improve DO and Water Quality Index (WQI) prediction accuracy. A series of IoT enabled sensors operated at 15-minute interval across multiple days gathered extensive dataset which measured temperature and pH levels and DO content. A comparison of five machine learning prediction methods which included Polynomial Regression and Support Vector Regression (SVR), Random Forest and Gradient Boosting and XGBoost is presented in this article. The proposed ensemble model achieved exceptional results because it generated $$R^2$$values of 0.84 to 0.86 for DO measurements and WQI calculations approaching 0.91. The model’s ability to detect non-linear patterns enables exact real-time predictions which enable quick proactive decisions that minimize fish mortality rates. Advanced machine learning when combined with IoT technology enables improved operational efficiency along with sustainability enhancements. The proposed methodology optimizes water management systems for Catla and Tilapia fish farmers to enhance yield production while promoting an environmentally sustainable aquaculture industry.","container-title":"Discover Internet of Things","DOI":"10.1007/s43926-025-00201-w","ISSN":"2730-7239","issue":"1","journalAbbreviation":"Discov Internet Things","language":"en","page":"94","source":"Springer Link","title":"IoT-driven ensemble machine learning model for accurate dissolved oxygen prediction in aquaculture","URL":"https://doi.org/10.1007/s43926-025-00201-w","volume":"5","author":[{"family":"Shete","given":"Rupali P."},{"family":"Shekhar C.","given":"Amith"},{"family":"Mahajan","given":"Yogeshwari V."},{"family":"Bongale","given":"Anupkumar M."},{"family":"Dharrao","given":"Deepak"}],"accessed":{"date-parts":[["2026",6,2]]},"issued":{"date-parts":[["2025",9,1]]}}}],"schema":"https://github.com/citation-style-language/schema/raw/master/csl-citation.json"} </w:instrText>
+      </w:r>
+      <w:r>
+        <w:rPr>
+          <w:rFonts w:ascii="Times New Roman" w:hAnsi="Times New Roman" w:cs="Times New Roman"/>
+          <w:sz w:val="24"/>
+          <w:szCs w:val="24"/>
+          <w:shd w:val="clear" w:color="auto" w:fill="FFFFFF"/>
+        </w:rPr>
+        <w:fldChar w:fldCharType="separate"/>
+      </w:r>
+      <w:r>
+        <w:rPr>
+          <w:rFonts w:ascii="Times New Roman" w:hAnsi="Times New Roman" w:cs="Times New Roman"/>
+          <w:sz w:val="24"/>
+        </w:rPr>
+        <w:t xml:space="preserve">Shete </w:t>
+      </w:r>
+      <w:r>
+        <w:rPr>
+          <w:rFonts w:ascii="Times New Roman" w:hAnsi="Times New Roman" w:cs="Times New Roman"/>
+          <w:i/>
+          <w:iCs/>
+          <w:sz w:val="24"/>
+        </w:rPr>
+        <w:t>et al.,</w:t>
+      </w:r>
+      <w:r>
+        <w:rPr>
+          <w:rFonts w:ascii="Times New Roman" w:hAnsi="Times New Roman" w:cs="Times New Roman"/>
+          <w:sz w:val="24"/>
+        </w:rPr>
+        <w:t xml:space="preserve"> 2025)</w:t>
+      </w:r>
+      <w:r>
+        <w:rPr>
+          <w:rFonts w:ascii="Times New Roman" w:hAnsi="Times New Roman" w:cs="Times New Roman"/>
+          <w:sz w:val="24"/>
+          <w:szCs w:val="24"/>
+          <w:shd w:val="clear" w:color="auto" w:fill="FFFFFF"/>
+        </w:rPr>
+        <w:fldChar w:fldCharType="end"/>
+      </w:r>
+      <w:r>
+        <w:rPr>
+          <w:rFonts w:ascii="Times New Roman" w:hAnsi="Times New Roman" w:cs="Times New Roman"/>
+          <w:sz w:val="24"/>
+          <w:szCs w:val="24"/>
+          <w:shd w:val="clear" w:color="auto" w:fill="FFFFFF"/>
+        </w:rPr>
+        <w:t>.</w:t>
+      </w:r>
+      <w:r>
+        <w:rPr>
+          <w:rFonts w:ascii="Times New Roman" w:hAnsi="Times New Roman" w:cs="Times New Roman"/>
+          <w:sz w:val="24"/>
+          <w:szCs w:val="24"/>
+          <w:shd w:val="clear" w:color="auto" w:fill="FFFFFF"/>
+        </w:rPr>
+        <w:t xml:space="preserve"> </w:t>
+      </w:r>
+      <w:r>
+        <w:rPr>
+          <w:rFonts w:ascii="Times New Roman" w:hAnsi="Times New Roman" w:cs="Times New Roman"/>
+          <w:sz w:val="24"/>
+          <w:szCs w:val="24"/>
+          <w:shd w:val="clear" w:color="auto" w:fill="FFFFFF"/>
+        </w:rPr>
+        <w:t xml:space="preserve">Maharashtra’s tropical climatic conditions provide a </w:t>
+      </w:r>
+      <w:r>
+        <w:rPr>
+          <w:rFonts w:ascii="Times New Roman" w:hAnsi="Times New Roman" w:cs="Times New Roman"/>
+          <w:sz w:val="24"/>
+          <w:szCs w:val="24"/>
+          <w:shd w:val="clear" w:color="auto" w:fill="FFFFFF"/>
+        </w:rPr>
+        <w:t>favourable</w:t>
+      </w:r>
+      <w:r>
+        <w:rPr>
+          <w:rFonts w:ascii="Times New Roman" w:hAnsi="Times New Roman" w:cs="Times New Roman"/>
+          <w:sz w:val="24"/>
+          <w:szCs w:val="24"/>
+          <w:shd w:val="clear" w:color="auto" w:fill="FFFFFF"/>
+        </w:rPr>
+        <w:t xml:space="preserve"> environment for the cultivation of warm-water fish species such as Catla and Tilapia.</w:t>
+      </w:r>
+      <w:r>
+        <w:rPr>
+          <w:rFonts w:ascii="Times New Roman" w:hAnsi="Times New Roman" w:cs="Times New Roman"/>
+          <w:sz w:val="24"/>
+          <w:szCs w:val="24"/>
+          <w:shd w:val="clear" w:color="auto" w:fill="FFFFFF"/>
+        </w:rPr>
+        <w:t xml:space="preserve"> </w:t>
+      </w:r>
+      <w:r>
+        <w:rPr>
+          <w:rFonts w:ascii="Times New Roman" w:hAnsi="Times New Roman" w:cs="Times New Roman"/>
+          <w:sz w:val="24"/>
+          <w:szCs w:val="24"/>
+          <w:shd w:val="clear" w:color="auto" w:fill="FFFFFF"/>
+        </w:rPr>
+        <w:t xml:space="preserve">The tropical climate of Maharashtra State, characterized by ambient temperatures typically ranging from 25°C to 30°C, provides </w:t>
+      </w:r>
+      <w:r>
+        <w:rPr>
+          <w:rFonts w:ascii="Times New Roman" w:hAnsi="Times New Roman" w:cs="Times New Roman"/>
+          <w:sz w:val="24"/>
+          <w:szCs w:val="24"/>
+          <w:shd w:val="clear" w:color="auto" w:fill="FFFFFF"/>
+        </w:rPr>
+        <w:t>favourable</w:t>
+      </w:r>
+      <w:r>
+        <w:rPr>
+          <w:rFonts w:ascii="Times New Roman" w:hAnsi="Times New Roman" w:cs="Times New Roman"/>
+          <w:sz w:val="24"/>
+          <w:szCs w:val="24"/>
+          <w:shd w:val="clear" w:color="auto" w:fill="FFFFFF"/>
+        </w:rPr>
+        <w:t xml:space="preserve"> conditions for the cultivation of warm-water fish species</w:t>
+      </w:r>
+      <w:r>
+        <w:rPr>
+          <w:rFonts w:ascii="Times New Roman" w:hAnsi="Times New Roman" w:cs="Times New Roman"/>
+          <w:sz w:val="24"/>
+          <w:szCs w:val="24"/>
+          <w:shd w:val="clear" w:color="auto" w:fill="FFFFFF"/>
+        </w:rPr>
+        <w:t xml:space="preserve"> </w:t>
+      </w:r>
+      <w:r>
+        <w:rPr>
+          <w:rFonts w:ascii="Times New Roman" w:hAnsi="Times New Roman" w:cs="Times New Roman"/>
+          <w:sz w:val="24"/>
+          <w:szCs w:val="24"/>
+          <w:shd w:val="clear" w:color="auto" w:fill="FFFFFF"/>
+        </w:rPr>
+        <w:fldChar w:fldCharType="begin"/>
+      </w:r>
+      <w:r>
+        <w:rPr>
+          <w:rFonts w:ascii="Times New Roman" w:hAnsi="Times New Roman" w:cs="Times New Roman"/>
+          <w:sz w:val="24"/>
+          <w:szCs w:val="24"/>
+          <w:shd w:val="clear" w:color="auto" w:fill="FFFFFF"/>
+        </w:rPr>
+        <w:instrText xml:space="preserve"> ADDIN ZOTERO_ITEM CSL_CITATION {"citationID":"Iu3oZzlz","properties":{"unsorted":false,"formattedCitation":"(Paredes-Trujillo &amp; Mendoza-Carranza, 2022)","plainCitation":"(Paredes-Trujillo &amp; Mendoza-Carranza, 2022)","noteIndex":0},"citationItems":[{"id":782,"uris":["http://zotero.org/users/8571048/items/IGNGKG5W"],"itemData":{"id":782,"type":"article-journal","abstract":"A systematic review and meta-analysis of on farm management and water quality as risk factors triggering pathogen outbreaks in tilapia culture is presented. A total of 121 papers from 28 countries, 37 devoted to management and 84 to water quality associated with the presence of pathogens in tilapia culture were analysed. Most of research has been made on ponds, focusing on bacteria and metazoans. Meta-analysis reveals the proportion of research showing statistical inferences between management (34%), water quality (38% for bacteria and 16.2% for metazoans) and pathogen outbreaks. The most cited parameters related to pathogens outbreaks were temperature (&gt;30°C), dissolved oxygen (&lt;5.0 mg/L), pH (&lt;8.0) and ammonia (1.0 &gt;mg/L) 65, 38, 32 and 34 papers, respectively. However, statistical inference was &lt;20%. Meta-analysis reveals tendencies between high temperatures (30-35°C), low dissolved oxygen (&lt;5 mg/L) and high NH3 (1-5 mg/L) with pathogen outbreaks. Despite the knowledge about the relationship between management and water quality as factors for pathogen effects, most information is descriptive and empirical. Future research on tilapia culture outbreaks should be focused on the effects of multiple stressors affecting tilapia pathogen outbreaks, thereby generating strategies to prevent diseases and financial losses.","container-title":"Journal of Fish Diseases","DOI":"10.1111/jfd.13679","ISSN":"1365-2761","issue":"10","journalAbbreviation":"J Fish Dis","language":"eng","page":"1529-1548","PMID":"35830271","source":"PubMed","title":"A systematic review and meta-analysis of the relationship between farm management, water quality and pathogen outbreaks in tilapia culture","volume":"45","author":[{"family":"Paredes-Trujillo","given":"Amelia"},{"family":"Mendoza-Carranza","given":"Manuel"}],"issued":{"date-parts":[["2022",10]]}}}],"schema":"https://github.com/citation-style-language/schema/raw/master/csl-citation.json"} </w:instrText>
+      </w:r>
+      <w:r>
+        <w:rPr>
+          <w:rFonts w:ascii="Times New Roman" w:hAnsi="Times New Roman" w:cs="Times New Roman"/>
+          <w:sz w:val="24"/>
+          <w:szCs w:val="24"/>
+          <w:shd w:val="clear" w:color="auto" w:fill="FFFFFF"/>
+        </w:rPr>
+        <w:fldChar w:fldCharType="separate"/>
+      </w:r>
+      <w:r>
+        <w:rPr>
+          <w:rFonts w:ascii="Times New Roman" w:hAnsi="Times New Roman" w:cs="Times New Roman"/>
+          <w:sz w:val="24"/>
+        </w:rPr>
+        <w:t>(Paredes-Trujillo &amp; Mendoza-Carranza, 2022)</w:t>
+      </w:r>
+      <w:r>
+        <w:rPr>
+          <w:rFonts w:ascii="Times New Roman" w:hAnsi="Times New Roman" w:cs="Times New Roman"/>
+          <w:sz w:val="24"/>
+          <w:szCs w:val="24"/>
+          <w:shd w:val="clear" w:color="auto" w:fill="FFFFFF"/>
+        </w:rPr>
+        <w:fldChar w:fldCharType="end"/>
+      </w:r>
+      <w:r>
+        <w:rPr>
+          <w:rFonts w:ascii="Times New Roman" w:hAnsi="Times New Roman" w:cs="Times New Roman"/>
+          <w:sz w:val="24"/>
+          <w:szCs w:val="24"/>
+          <w:shd w:val="clear" w:color="auto" w:fill="FFFFFF"/>
+        </w:rPr>
+        <w:t>.</w:t>
+      </w:r>
+      <w:r>
+        <w:t xml:space="preserve"> </w:t>
+      </w:r>
+      <w:r>
+        <w:rPr>
+          <w:rFonts w:ascii="Times New Roman" w:hAnsi="Times New Roman" w:cs="Times New Roman"/>
+          <w:sz w:val="24"/>
+          <w:szCs w:val="24"/>
+          <w:shd w:val="clear" w:color="auto" w:fill="FFFFFF"/>
+        </w:rPr>
+        <w:t>It can therefore be inferred that Ghana’s tropical environment provides suitable conditions for tilapia farming, as the ecological conditions are comparable to those in other regions where tilapia thrives.</w:t>
+      </w:r>
+    </w:p>
+    <w:p>
+      <w:pPr>
+        <w:spacing w:after="0" w:line="480" w:lineRule="auto"/>
+        <w:rPr>
+          <w:rFonts w:ascii="Times New Roman" w:hAnsi="Times New Roman" w:cs="Times New Roman"/>
+          <w:sz w:val="24"/>
+          <w:szCs w:val="24"/>
+          <w:shd w:val="clear" w:color="auto" w:fill="FFFFFF"/>
+        </w:rPr>
+      </w:pPr>
+    </w:p>
+    <w:p>
+      <w:pPr>
+        <w:spacing w:after="0" w:line="480" w:lineRule="auto"/>
+        <w:rPr>
+          <w:rFonts w:ascii="Times New Roman" w:hAnsi="Times New Roman" w:cs="Times New Roman"/>
+          <w:sz w:val="24"/>
+          <w:szCs w:val="24"/>
+          <w:shd w:val="clear" w:color="auto" w:fill="FFFFFF"/>
+        </w:rPr>
+      </w:pPr>
+    </w:p>
+    <w:p>
+      <w:pPr>
+        <w:spacing w:after="0" w:line="480" w:lineRule="auto"/>
+        <w:rPr>
+          <w:rFonts w:ascii="Times New Roman" w:hAnsi="Times New Roman" w:cs="Times New Roman"/>
+          <w:sz w:val="24"/>
+          <w:szCs w:val="24"/>
+          <w:shd w:val="clear" w:color="auto" w:fill="FFFFFF"/>
+        </w:rPr>
+      </w:pPr>
+    </w:p>
+    <w:p>
+      <w:pPr>
+        <w:spacing w:after="0" w:line="480" w:lineRule="auto"/>
+        <w:rPr>
+          <w:rFonts w:ascii="Times New Roman" w:hAnsi="Times New Roman" w:cs="Times New Roman"/>
+          <w:sz w:val="24"/>
+          <w:szCs w:val="24"/>
+          <w:shd w:val="clear" w:color="auto" w:fill="FFFFFF"/>
+        </w:rPr>
+      </w:pPr>
+    </w:p>
+    <w:p>
+      <w:pPr>
+        <w:spacing w:after="0" w:line="480" w:lineRule="auto"/>
+        <w:rPr>
+          <w:rFonts w:ascii="Times New Roman" w:hAnsi="Times New Roman" w:cs="Times New Roman"/>
+          <w:sz w:val="24"/>
+          <w:szCs w:val="24"/>
+          <w:shd w:val="clear" w:color="auto" w:fill="FFFFFF"/>
+        </w:rPr>
+      </w:pPr>
+    </w:p>
+    <w:p>
+      <w:pPr>
+        <w:spacing w:after="0" w:line="480" w:lineRule="auto"/>
+        <w:rPr>
+          <w:rFonts w:ascii="Times New Roman" w:hAnsi="Times New Roman" w:cs="Times New Roman"/>
+          <w:sz w:val="24"/>
+          <w:szCs w:val="24"/>
+          <w:shd w:val="clear" w:color="auto" w:fill="FFFFFF"/>
+        </w:rPr>
+      </w:pPr>
+    </w:p>
+    <w:p>
+      <w:pPr>
+        <w:spacing w:after="0" w:line="480" w:lineRule="auto"/>
+        <w:rPr>
+          <w:rFonts w:ascii="Times New Roman" w:hAnsi="Times New Roman" w:cs="Times New Roman"/>
+          <w:sz w:val="24"/>
+          <w:szCs w:val="24"/>
+          <w:shd w:val="clear" w:color="auto" w:fill="FFFFFF"/>
+        </w:rPr>
+      </w:pPr>
+    </w:p>
+    <w:p>
+      <w:pPr>
+        <w:spacing w:after="0" w:line="480" w:lineRule="auto"/>
+        <w:rPr>
+          <w:rFonts w:ascii="Times New Roman" w:hAnsi="Times New Roman" w:cs="Times New Roman"/>
+          <w:sz w:val="24"/>
+          <w:szCs w:val="24"/>
+          <w:shd w:val="clear" w:color="auto" w:fill="FFFFFF"/>
+        </w:rPr>
+      </w:pPr>
+    </w:p>
+    <w:p>
+      <w:pPr>
+        <w:spacing w:after="0" w:line="480" w:lineRule="auto"/>
+        <w:rPr>
+          <w:rFonts w:ascii="Times New Roman" w:hAnsi="Times New Roman" w:cs="Times New Roman"/>
+          <w:sz w:val="24"/>
+          <w:szCs w:val="24"/>
+          <w:shd w:val="clear" w:color="auto" w:fill="FFFFFF"/>
+        </w:rPr>
+      </w:pPr>
+    </w:p>
+    <w:p>
+      <w:pPr>
+        <w:spacing w:after="0" w:line="480" w:lineRule="auto"/>
+        <w:rPr>
+          <w:rFonts w:ascii="Times New Roman" w:hAnsi="Times New Roman" w:cs="Times New Roman"/>
+          <w:sz w:val="24"/>
+          <w:szCs w:val="24"/>
+          <w:shd w:val="clear" w:color="auto" w:fill="FFFFFF"/>
+        </w:rPr>
+      </w:pPr>
+    </w:p>
+    <w:p>
+      <w:pPr>
+        <w:spacing w:after="0" w:line="480" w:lineRule="auto"/>
+        <w:rPr>
+          <w:rFonts w:ascii="Times New Roman" w:hAnsi="Times New Roman" w:cs="Times New Roman"/>
+          <w:sz w:val="24"/>
+          <w:szCs w:val="24"/>
+          <w:shd w:val="clear" w:color="auto" w:fill="FFFFFF"/>
+        </w:rPr>
+      </w:pPr>
+    </w:p>
+    <w:p>
+      <w:pPr>
+        <w:spacing w:after="0" w:line="480" w:lineRule="auto"/>
+        <w:rPr>
+          <w:rFonts w:ascii="Times New Roman" w:hAnsi="Times New Roman" w:cs="Times New Roman"/>
+          <w:sz w:val="24"/>
+          <w:szCs w:val="24"/>
+          <w:shd w:val="clear" w:color="auto" w:fill="FFFFFF"/>
+        </w:rPr>
+      </w:pPr>
+    </w:p>
+    <w:p>
+      <w:pPr>
+        <w:spacing w:after="0" w:line="480" w:lineRule="auto"/>
+        <w:rPr>
+          <w:rFonts w:ascii="Times New Roman" w:hAnsi="Times New Roman" w:cs="Times New Roman"/>
+          <w:sz w:val="24"/>
+          <w:szCs w:val="24"/>
+          <w:shd w:val="clear" w:color="auto" w:fill="FFFFFF"/>
+        </w:rPr>
+      </w:pPr>
     </w:p>
     <w:p>
       <w:pPr>
@@ -4166,6 +4624,7 @@
           <w:szCs w:val="24"/>
           <w:lang w:val="en-GH" w:eastAsia="en-GH"/>
         </w:rPr>
+        <w:lastRenderedPageBreak/>
         <w:t xml:space="preserve">T. M. (2021). Forecasting the dynamics of cumulative COVID-19 cases (confirmed, recovered and deaths) for </w:t>
       </w:r>
       <w:proofErr w:type="gramStart"/>
@@ -4186,17 +4645,7 @@
           <w:szCs w:val="24"/>
           <w:lang w:val="en-GH" w:eastAsia="en-GH"/>
         </w:rPr>
-        <w:t xml:space="preserve"> countries using statistical machine learning models: Auto-Regressive Integrated Moving Average (ARIMA) and Seasonal Auto-</w:t>
-      </w:r>
-      <w:r>
-        <w:rPr>
-          <w:rFonts w:ascii="Times New Roman" w:eastAsia="Times New Roman" w:hAnsi="Times New Roman" w:cs="Times New Roman"/>
-          <w:sz w:val="24"/>
-          <w:szCs w:val="24"/>
-          <w:lang w:val="en-GH" w:eastAsia="en-GH"/>
-        </w:rPr>
-        <w:lastRenderedPageBreak/>
-        <w:t xml:space="preserve">Regressive Integrated Moving Average (SARIMA). </w:t>
+        <w:t xml:space="preserve"> countries using statistical machine learning models: Auto-Regressive Integrated Moving Average (ARIMA) and Seasonal Auto-Regressive Integrated Moving Average (SARIMA). </w:t>
       </w:r>
       <w:r>
         <w:rPr>
@@ -4835,7 +5284,6 @@
           <w:szCs w:val="24"/>
           <w:lang w:val="en-GH" w:eastAsia="en-GH"/>
         </w:rPr>
-        <w:lastRenderedPageBreak/>
         <w:t xml:space="preserve">and significant source of sustainable food? Status, transitions and potential. </w:t>
       </w:r>
       <w:r>
@@ -5427,17 +5875,7 @@
           <w:szCs w:val="24"/>
           <w:lang w:val="en-GH" w:eastAsia="en-GH"/>
         </w:rPr>
-        <w:t xml:space="preserve">, P., Sridhar, N., Akhtar, M. S., Sahi, N., Mitra, T., Banerjee, S., … </w:t>
-      </w:r>
-      <w:r>
-        <w:rPr>
-          <w:rFonts w:ascii="Times New Roman" w:eastAsia="Times New Roman" w:hAnsi="Times New Roman" w:cs="Times New Roman"/>
-          <w:sz w:val="24"/>
-          <w:szCs w:val="24"/>
-          <w:lang w:val="en-GH" w:eastAsia="en-GH"/>
-        </w:rPr>
-        <w:lastRenderedPageBreak/>
-        <w:t xml:space="preserve">Sharma, A. P. (2014). Amino Acid Compositions of 27 Food Fishes and Their Importance in Clinical Nutrition. </w:t>
+        <w:t xml:space="preserve">, P., Sridhar, N., Akhtar, M. S., Sahi, N., Mitra, T., Banerjee, S., … Sharma, A. P. (2014). Amino Acid Compositions of 27 Food Fishes and Their Importance in Clinical Nutrition. </w:t>
       </w:r>
       <w:r>
         <w:rPr>
@@ -5652,6 +6090,100 @@
           <w:szCs w:val="24"/>
           <w:lang w:val="en-GH" w:eastAsia="en-GH"/>
         </w:rPr>
+        <w:t>Paredes-Trujillo, A., &amp; Mendoza-Carranza, M. (2022). A systematic review and meta-</w:t>
+      </w:r>
+    </w:p>
+    <w:p>
+      <w:pPr>
+        <w:spacing w:after="0" w:line="480" w:lineRule="auto"/>
+        <w:ind w:left="720"/>
+        <w:rPr>
+          <w:rFonts w:ascii="Times New Roman" w:eastAsia="Times New Roman" w:hAnsi="Times New Roman" w:cs="Times New Roman"/>
+          <w:sz w:val="24"/>
+          <w:szCs w:val="24"/>
+          <w:lang w:val="en-GH" w:eastAsia="en-GH"/>
+        </w:rPr>
+      </w:pPr>
+      <w:r>
+        <w:rPr>
+          <w:rFonts w:ascii="Times New Roman" w:eastAsia="Times New Roman" w:hAnsi="Times New Roman" w:cs="Times New Roman"/>
+          <w:sz w:val="24"/>
+          <w:szCs w:val="24"/>
+          <w:lang w:val="en-GH" w:eastAsia="en-GH"/>
+        </w:rPr>
+        <w:t xml:space="preserve">analysis of the relationship between farm management, water quality and pathogen outbreaks in tilapia culture. </w:t>
+      </w:r>
+      <w:r>
+        <w:rPr>
+          <w:rFonts w:ascii="Times New Roman" w:eastAsia="Times New Roman" w:hAnsi="Times New Roman" w:cs="Times New Roman"/>
+          <w:i/>
+          <w:iCs/>
+          <w:sz w:val="24"/>
+          <w:szCs w:val="24"/>
+          <w:lang w:val="en-GH" w:eastAsia="en-GH"/>
+        </w:rPr>
+        <w:t>Journal of Fish Diseases</w:t>
+      </w:r>
+      <w:r>
+        <w:rPr>
+          <w:rFonts w:ascii="Times New Roman" w:eastAsia="Times New Roman" w:hAnsi="Times New Roman" w:cs="Times New Roman"/>
+          <w:sz w:val="24"/>
+          <w:szCs w:val="24"/>
+          <w:lang w:val="en-GH" w:eastAsia="en-GH"/>
+        </w:rPr>
+        <w:t xml:space="preserve">, </w:t>
+      </w:r>
+      <w:r>
+        <w:rPr>
+          <w:rFonts w:ascii="Times New Roman" w:eastAsia="Times New Roman" w:hAnsi="Times New Roman" w:cs="Times New Roman"/>
+          <w:i/>
+          <w:iCs/>
+          <w:sz w:val="24"/>
+          <w:szCs w:val="24"/>
+          <w:lang w:val="en-GH" w:eastAsia="en-GH"/>
+        </w:rPr>
+        <w:t>45</w:t>
+      </w:r>
+      <w:r>
+        <w:rPr>
+          <w:rFonts w:ascii="Times New Roman" w:eastAsia="Times New Roman" w:hAnsi="Times New Roman" w:cs="Times New Roman"/>
+          <w:sz w:val="24"/>
+          <w:szCs w:val="24"/>
+          <w:lang w:val="en-GH" w:eastAsia="en-GH"/>
+        </w:rPr>
+        <w:t xml:space="preserve">(10), 1529–1548. </w:t>
+      </w:r>
+      <w:hyperlink r:id="rId24" w:history="1">
+        <w:r>
+          <w:rPr>
+            <w:rFonts w:ascii="Times New Roman" w:eastAsia="Times New Roman" w:hAnsi="Times New Roman" w:cs="Times New Roman"/>
+            <w:color w:val="0000FF"/>
+            <w:sz w:val="24"/>
+            <w:szCs w:val="24"/>
+            <w:u w:val="single"/>
+            <w:lang w:val="en-GH" w:eastAsia="en-GH"/>
+          </w:rPr>
+          <w:t>https://doi.org/10.1111/jfd.13679</w:t>
+        </w:r>
+      </w:hyperlink>
+    </w:p>
+    <w:p>
+      <w:pPr>
+        <w:spacing w:after="0" w:line="480" w:lineRule="auto"/>
+        <w:rPr>
+          <w:rFonts w:ascii="Times New Roman" w:eastAsia="Times New Roman" w:hAnsi="Times New Roman" w:cs="Times New Roman"/>
+          <w:sz w:val="24"/>
+          <w:szCs w:val="24"/>
+          <w:lang w:val="en-GH" w:eastAsia="en-GH"/>
+        </w:rPr>
+      </w:pPr>
+      <w:r>
+        <w:rPr>
+          <w:rFonts w:ascii="Times New Roman" w:eastAsia="Times New Roman" w:hAnsi="Times New Roman" w:cs="Times New Roman"/>
+          <w:sz w:val="24"/>
+          <w:szCs w:val="24"/>
+          <w:lang w:val="en-GH" w:eastAsia="en-GH"/>
+        </w:rPr>
         <w:t xml:space="preserve">Paul, B. N., Singh, P., Bhowmick, S., Mandal, R. N., Adhikari, S., Pandey, B. K., Das, A., &amp; </w:t>
       </w:r>
     </w:p>
@@ -5755,7 +6287,7 @@
         </w:rPr>
         <w:t xml:space="preserve">(4), 463–468. </w:t>
       </w:r>
-      <w:hyperlink r:id="rId24" w:history="1">
+      <w:hyperlink r:id="rId25" w:history="1">
         <w:r>
           <w:rPr>
             <w:rFonts w:ascii="Times New Roman" w:eastAsia="Times New Roman" w:hAnsi="Times New Roman" w:cs="Times New Roman"/>
@@ -5804,12 +6336,6 @@
       <w:pPr>
         <w:spacing w:after="0" w:line="480" w:lineRule="auto"/>
         <w:ind w:left="720"/>
-        <w:rPr>
-          <w:rFonts w:ascii="Times New Roman" w:eastAsia="Times New Roman" w:hAnsi="Times New Roman" w:cs="Times New Roman"/>
-          <w:sz w:val="24"/>
-          <w:szCs w:val="24"/>
-          <w:lang w:val="en-GH" w:eastAsia="en-GH"/>
-        </w:rPr>
       </w:pPr>
       <w:r>
         <w:rPr>
@@ -5860,7 +6386,7 @@
         </w:rPr>
         <w:t xml:space="preserve">(11). </w:t>
       </w:r>
-      <w:hyperlink r:id="rId25" w:history="1">
+      <w:hyperlink r:id="rId26" w:history="1">
         <w:r>
           <w:rPr>
             <w:rFonts w:ascii="Times New Roman" w:eastAsia="Times New Roman" w:hAnsi="Times New Roman" w:cs="Times New Roman"/>
@@ -5878,6 +6404,140 @@
       <w:pPr>
         <w:spacing w:after="0" w:line="480" w:lineRule="auto"/>
         <w:rPr>
+          <w:rFonts w:ascii="Times New Roman" w:eastAsia="Times New Roman" w:hAnsi="Times New Roman" w:cs="Times New Roman"/>
+          <w:sz w:val="24"/>
+          <w:szCs w:val="24"/>
+          <w:lang w:val="en-GH" w:eastAsia="en-GH"/>
+        </w:rPr>
+      </w:pPr>
+      <w:r>
+        <w:rPr>
+          <w:rFonts w:ascii="Times New Roman" w:eastAsia="Times New Roman" w:hAnsi="Times New Roman" w:cs="Times New Roman"/>
+          <w:sz w:val="24"/>
+          <w:szCs w:val="24"/>
+          <w:lang w:val="en-GH" w:eastAsia="en-GH"/>
+        </w:rPr>
+        <w:t xml:space="preserve">Shete, R. P., Shekhar C., A., Mahajan, Y. V., </w:t>
+      </w:r>
+      <w:proofErr w:type="spellStart"/>
+      <w:r>
+        <w:rPr>
+          <w:rFonts w:ascii="Times New Roman" w:eastAsia="Times New Roman" w:hAnsi="Times New Roman" w:cs="Times New Roman"/>
+          <w:sz w:val="24"/>
+          <w:szCs w:val="24"/>
+          <w:lang w:val="en-GH" w:eastAsia="en-GH"/>
+        </w:rPr>
+        <w:t>Bongale</w:t>
+      </w:r>
+      <w:proofErr w:type="spellEnd"/>
+      <w:r>
+        <w:rPr>
+          <w:rFonts w:ascii="Times New Roman" w:eastAsia="Times New Roman" w:hAnsi="Times New Roman" w:cs="Times New Roman"/>
+          <w:sz w:val="24"/>
+          <w:szCs w:val="24"/>
+          <w:lang w:val="en-GH" w:eastAsia="en-GH"/>
+        </w:rPr>
+        <w:t xml:space="preserve">, A. M., &amp; </w:t>
+      </w:r>
+      <w:proofErr w:type="spellStart"/>
+      <w:r>
+        <w:rPr>
+          <w:rFonts w:ascii="Times New Roman" w:eastAsia="Times New Roman" w:hAnsi="Times New Roman" w:cs="Times New Roman"/>
+          <w:sz w:val="24"/>
+          <w:szCs w:val="24"/>
+          <w:lang w:val="en-GH" w:eastAsia="en-GH"/>
+        </w:rPr>
+        <w:t>Dharrao</w:t>
+      </w:r>
+      <w:proofErr w:type="spellEnd"/>
+      <w:r>
+        <w:rPr>
+          <w:rFonts w:ascii="Times New Roman" w:eastAsia="Times New Roman" w:hAnsi="Times New Roman" w:cs="Times New Roman"/>
+          <w:sz w:val="24"/>
+          <w:szCs w:val="24"/>
+          <w:lang w:val="en-GH" w:eastAsia="en-GH"/>
+        </w:rPr>
+        <w:t>, D. (2025). IoT-</w:t>
+      </w:r>
+    </w:p>
+    <w:p>
+      <w:pPr>
+        <w:spacing w:after="0" w:line="480" w:lineRule="auto"/>
+        <w:ind w:left="720"/>
+        <w:rPr>
+          <w:rFonts w:ascii="Times New Roman" w:eastAsia="Times New Roman" w:hAnsi="Times New Roman" w:cs="Times New Roman"/>
+          <w:sz w:val="24"/>
+          <w:szCs w:val="24"/>
+          <w:lang w:val="en-GH" w:eastAsia="en-GH"/>
+        </w:rPr>
+      </w:pPr>
+      <w:r>
+        <w:rPr>
+          <w:rFonts w:ascii="Times New Roman" w:eastAsia="Times New Roman" w:hAnsi="Times New Roman" w:cs="Times New Roman"/>
+          <w:sz w:val="24"/>
+          <w:szCs w:val="24"/>
+          <w:lang w:val="en-GH" w:eastAsia="en-GH"/>
+        </w:rPr>
+        <w:t xml:space="preserve">driven ensemble machine learning model for accurate dissolved oxygen prediction in aquaculture. </w:t>
+      </w:r>
+      <w:r>
+        <w:rPr>
+          <w:rFonts w:ascii="Times New Roman" w:eastAsia="Times New Roman" w:hAnsi="Times New Roman" w:cs="Times New Roman"/>
+          <w:i/>
+          <w:iCs/>
+          <w:sz w:val="24"/>
+          <w:szCs w:val="24"/>
+          <w:lang w:val="en-GH" w:eastAsia="en-GH"/>
+        </w:rPr>
+        <w:t>Discover Internet of Things</w:t>
+      </w:r>
+      <w:r>
+        <w:rPr>
+          <w:rFonts w:ascii="Times New Roman" w:eastAsia="Times New Roman" w:hAnsi="Times New Roman" w:cs="Times New Roman"/>
+          <w:sz w:val="24"/>
+          <w:szCs w:val="24"/>
+          <w:lang w:val="en-GH" w:eastAsia="en-GH"/>
+        </w:rPr>
+        <w:t xml:space="preserve">, </w:t>
+      </w:r>
+      <w:r>
+        <w:rPr>
+          <w:rFonts w:ascii="Times New Roman" w:eastAsia="Times New Roman" w:hAnsi="Times New Roman" w:cs="Times New Roman"/>
+          <w:i/>
+          <w:iCs/>
+          <w:sz w:val="24"/>
+          <w:szCs w:val="24"/>
+          <w:lang w:val="en-GH" w:eastAsia="en-GH"/>
+        </w:rPr>
+        <w:t>5</w:t>
+      </w:r>
+      <w:r>
+        <w:rPr>
+          <w:rFonts w:ascii="Times New Roman" w:eastAsia="Times New Roman" w:hAnsi="Times New Roman" w:cs="Times New Roman"/>
+          <w:sz w:val="24"/>
+          <w:szCs w:val="24"/>
+          <w:lang w:val="en-GH" w:eastAsia="en-GH"/>
+        </w:rPr>
+        <w:t xml:space="preserve">(1), 94. </w:t>
+      </w:r>
+      <w:hyperlink r:id="rId27" w:history="1">
+        <w:r>
+          <w:rPr>
+            <w:rFonts w:ascii="Times New Roman" w:eastAsia="Times New Roman" w:hAnsi="Times New Roman" w:cs="Times New Roman"/>
+            <w:color w:val="0000FF"/>
+            <w:sz w:val="24"/>
+            <w:szCs w:val="24"/>
+            <w:u w:val="single"/>
+            <w:lang w:val="en-GH" w:eastAsia="en-GH"/>
+          </w:rPr>
+          <w:t>https://doi.org/10.1007/s43926-025-00201-w</w:t>
+        </w:r>
+      </w:hyperlink>
+    </w:p>
+    <w:p>
+      <w:pPr>
+        <w:spacing w:after="0" w:line="480" w:lineRule="auto"/>
+        <w:rPr>
           <w:rFonts w:ascii="Times New Roman" w:hAnsi="Times New Roman" w:cs="Times New Roman"/>
           <w:color w:val="000000" w:themeColor="text1"/>
           <w:sz w:val="24"/>
@@ -6157,7 +6817,7 @@
         </w:rPr>
         <w:t xml:space="preserve">, 102634. </w:t>
       </w:r>
-      <w:hyperlink r:id="rId26" w:history="1">
+      <w:hyperlink r:id="rId28" w:history="1">
         <w:r>
           <w:rPr>
             <w:rFonts w:ascii="Times New Roman" w:eastAsia="Times New Roman" w:hAnsi="Times New Roman" w:cs="Times New Roman"/>
@@ -6797,7 +7457,6 @@
   <w:style w:type="character" w:default="1" w:styleId="DefaultParagraphFont">
     <w:name w:val="Default Paragraph Font"/>
     <w:uiPriority w:val="1"/>
-    <w:semiHidden/>
     <w:unhideWhenUsed/>
   </w:style>
   <w:style w:type="table" w:default="1" w:styleId="TableNormal">
